--- a/test/fixtures/mess_bill/report/ocr_variants/messbill_ocr_split.docx
+++ b/test/fixtures/mess_bill/report/ocr_variants/messbill_ocr_split.docx
@@ -433,8 +433,8 @@
     </w:p>
     <w:tbl>
       <w:tblPr>
-        <w:tblW w:w="10567" w:type="dxa"/>
-        <w:tblInd w:w="-63" w:type="dxa"/>
+        <w:tblW w:w="10114" w:type="dxa"/>
+        <w:tblInd w:w="584" w:type="dxa"/>
         <w:tblLayout w:type="fixed"/>
         <w:tblCellMar>
           <w:top w:w="0" w:type="dxa"/>
@@ -444,7 +444,7 @@
         </w:tblCellMar>
       </w:tblPr>
       <w:tblGrid>
-        <w:gridCol w:w="10567"/>
+        <w:gridCol w:w="10114"/>
       </w:tblGrid>
       <w:tr>
         <w:trPr>
@@ -452,14 +452,15 @@
         </w:trPr>
         <w:tc>
           <w:tcPr>
-            <w:tcW w:w="10567" w:type="dxa"/>
+            <w:tcW w:w="10114" w:type="dxa"/>
             <w:shd w:val="clear" w:color="auto" w:fill="D8D5D6"/>
             <w:vAlign w:val="top"/>
           </w:tcPr>
           <w:p>
             <w:pPr>
               <w:spacing w:before="156" w:after="0" w:line="564" w:lineRule="exact"/>
-              <w:ind w:left="1408" w:right="0"/>
+              <w:ind w:left="0" w:right="165"/>
+              <w:jc w:val="center"/>
             </w:pPr>
             <w:r>
               <w:rPr>
@@ -533,104 +534,153 @@
       <w:pPr>
         <w:tabs>
           <w:tab w:val="left" w:pos="1918"/>
-          <w:tab w:val="left" w:pos="7247"/>
+          <w:tab w:val="left" w:pos="7248"/>
         </w:tabs>
-        <w:spacing w:before="113" w:after="0" w:line="348" w:lineRule="exact"/>
+        <w:spacing w:before="136" w:after="0" w:line="204" w:lineRule="exact"/>
         <w:ind w:left="560" w:right="0"/>
       </w:pPr>
       <w:r>
         <w:rPr>
           <w:rFonts w:ascii="Arial" w:hAnsi="Arial" w:cs="Arial"/>
-          <w:spacing w:val="7"/>
-          <w:sz w:val="29"/>
-          <w:szCs w:val="29"/>
+          <w:b/>
+          <w:bCs/>
+          <w:spacing w:val="-10"/>
+          <w:sz w:val="17"/>
+          <w:szCs w:val="17"/>
         </w:rPr>
         <w:t xml:space="preserve">BillNo</w:t>
       </w:r>
       <w:r>
         <w:rPr>
           <w:rFonts w:ascii="Arial" w:hAnsi="Arial" w:cs="Arial"/>
-          <w:spacing w:val="78"/>
-          <w:sz w:val="29"/>
-          <w:szCs w:val="29"/>
-        </w:rPr>
-        <w:t xml:space="preserve"> </w:t>
-      </w:r>
-      <w:r>
-        <w:rPr>
-          <w:rFonts w:ascii="Arial" w:hAnsi="Arial" w:cs="Arial"/>
-          <w:spacing w:val="7"/>
-          <w:sz w:val="29"/>
-          <w:szCs w:val="29"/>
+          <w:b/>
+          <w:bCs/>
+          <w:sz w:val="10"/>
+          <w:szCs w:val="10"/>
+        </w:rPr>
+        <w:t xml:space="preserve"> </w:t>
+      </w:r>
+      <w:r>
+        <w:rPr>
+          <w:rFonts w:ascii="Arial" w:hAnsi="Arial" w:cs="Arial"/>
+          <w:b/>
+          <w:bCs/>
+          <w:spacing w:val="-10"/>
+          <w:sz w:val="17"/>
+          <w:szCs w:val="17"/>
         </w:rPr>
         <w:t xml:space="preserve">:</w:t>
       </w:r>
       <w:r>
         <w:rPr>
           <w:rFonts w:ascii="Arial" w:hAnsi="Arial" w:cs="Arial"/>
-          <w:sz w:val="29"/>
-          <w:szCs w:val="29"/>
+          <w:b/>
+          <w:bCs/>
+          <w:spacing w:val="255"/>
+          <w:sz w:val="17"/>
+          <w:szCs w:val="17"/>
+        </w:rPr>
+        <w:t xml:space="preserve"> </w:t>
+      </w:r>
+      <w:bookmarkStart w:id="1" w:name="_OCR_1"/>
+      <w:r>
+        <w:rPr>
+          <w:rFonts w:ascii="Arial" w:hAnsi="Arial" w:cs="Arial"/>
+          <w:b/>
+          <w:bCs/>
+          <w:spacing w:val="-10"/>
+          <w:sz w:val="17"/>
+          <w:szCs w:val="17"/>
+        </w:rPr>
+        <w:t xml:space="preserve">:</w:t>
+      </w:r>
+      <w:bookmarkEnd w:id="1"/>
+      <w:r>
+        <w:rPr>
+          <w:rFonts w:ascii="Arial" w:hAnsi="Arial" w:cs="Arial"/>
+          <w:sz w:val="17"/>
+          <w:szCs w:val="17"/>
         </w:rPr>
         <w:tab/>
       </w:r>
       <w:r>
         <w:rPr>
           <w:rFonts w:ascii="Arial" w:hAnsi="Arial" w:cs="Arial"/>
-          <w:sz w:val="29"/>
-          <w:szCs w:val="29"/>
+          <w:sz w:val="17"/>
+          <w:szCs w:val="17"/>
         </w:rPr>
         <w:t xml:space="preserve">28</w:t>
       </w:r>
       <w:r>
         <w:rPr>
           <w:rFonts w:ascii="Arial" w:hAnsi="Arial" w:cs="Arial"/>
-          <w:spacing w:val="-8"/>
-          <w:sz w:val="29"/>
-          <w:szCs w:val="29"/>
+          <w:spacing w:val="6"/>
+          <w:sz w:val="17"/>
+          <w:szCs w:val="17"/>
         </w:rPr>
         <w:tab/>
       </w:r>
       <w:r>
         <w:rPr>
           <w:rFonts w:ascii="Arial" w:hAnsi="Arial" w:cs="Arial"/>
-          <w:spacing w:val="-8"/>
-          <w:sz w:val="29"/>
-          <w:szCs w:val="29"/>
+          <w:spacing w:val="6"/>
+          <w:sz w:val="17"/>
+          <w:szCs w:val="17"/>
         </w:rPr>
         <w:t xml:space="preserve">Month</w:t>
       </w:r>
       <w:r>
         <w:rPr>
           <w:rFonts w:ascii="Arial" w:hAnsi="Arial" w:cs="Arial"/>
-          <w:spacing w:val="40"/>
-          <w:sz w:val="29"/>
-          <w:szCs w:val="29"/>
-        </w:rPr>
-        <w:t xml:space="preserve"> </w:t>
-      </w:r>
-      <w:r>
-        <w:rPr>
-          <w:rFonts w:ascii="Arial" w:hAnsi="Arial" w:cs="Arial"/>
-          <w:spacing w:val="-8"/>
-          <w:sz w:val="29"/>
-          <w:szCs w:val="29"/>
+          <w:sz w:val="10"/>
+          <w:szCs w:val="10"/>
+        </w:rPr>
+        <w:t xml:space="preserve"> </w:t>
+      </w:r>
+      <w:r>
+        <w:rPr>
+          <w:rFonts w:ascii="Arial" w:hAnsi="Arial" w:cs="Arial"/>
+          <w:spacing w:val="6"/>
+          <w:sz w:val="17"/>
+          <w:szCs w:val="17"/>
         </w:rPr>
         <w:t xml:space="preserve">:</w:t>
       </w:r>
       <w:r>
         <w:rPr>
           <w:rFonts w:ascii="Arial" w:hAnsi="Arial" w:cs="Arial"/>
-          <w:sz w:val="29"/>
-          <w:szCs w:val="29"/>
-        </w:rPr>
-        <w:t xml:space="preserve"> </w:t>
-      </w:r>
-      <w:r>
-        <w:rPr>
-          <w:rFonts w:ascii="Arial" w:hAnsi="Arial" w:cs="Arial"/>
-          <w:spacing w:val="-8"/>
-          <w:sz w:val="29"/>
-          <w:szCs w:val="29"/>
+          <w:spacing w:val="255"/>
+          <w:sz w:val="17"/>
+          <w:szCs w:val="17"/>
+        </w:rPr>
+        <w:t xml:space="preserve"> </w:t>
+      </w:r>
+      <w:bookmarkStart w:id="2" w:name="_OCR_2"/>
+      <w:r>
+        <w:rPr>
+          <w:rFonts w:ascii="Arial" w:hAnsi="Arial" w:cs="Arial"/>
+          <w:spacing w:val="6"/>
+          <w:sz w:val="17"/>
+          <w:szCs w:val="17"/>
+        </w:rPr>
+        <w:t xml:space="preserve">:</w:t>
+      </w:r>
+      <w:bookmarkEnd w:id="2"/>
+      <w:r>
+        <w:rPr>
+          <w:rFonts w:ascii="Arial" w:hAnsi="Arial" w:cs="Arial"/>
+          <w:spacing w:val="54"/>
+          <w:sz w:val="17"/>
+          <w:szCs w:val="17"/>
+        </w:rPr>
+        <w:t xml:space="preserve"> </w:t>
+      </w:r>
+      <w:r>
+        <w:rPr>
+          <w:rFonts w:ascii="Arial" w:hAnsi="Arial" w:cs="Arial"/>
+          <w:spacing w:val="6"/>
+          <w:sz w:val="17"/>
+          <w:szCs w:val="17"/>
         </w:rPr>
         <w:t xml:space="preserve">Oct-26</w:t>
       </w:r>
@@ -638,10 +688,10 @@
     <w:p>
       <w:pPr>
         <w:tabs>
-          <w:tab w:val="left" w:pos="1543"/>
+          <w:tab w:val="left" w:pos="1549"/>
           <w:tab w:val="left" w:pos="1918"/>
         </w:tabs>
-        <w:spacing w:before="85" w:after="0" w:line="336" w:lineRule="exact"/>
+        <w:spacing w:before="206" w:after="0" w:line="336" w:lineRule="exact"/>
         <w:ind w:left="560" w:right="0"/>
       </w:pPr>
       <w:r>
@@ -688,83 +738,107 @@
     <w:p>
       <w:pPr>
         <w:tabs>
+          <w:tab w:val="left" w:pos="1549"/>
           <w:tab w:val="left" w:pos="1918"/>
         </w:tabs>
-        <w:spacing w:before="64" w:after="0" w:line="336" w:lineRule="exact"/>
+        <w:spacing w:before="76" w:after="0" w:line="312" w:lineRule="exact"/>
         <w:ind w:left="560" w:right="0"/>
       </w:pPr>
       <w:r>
         <w:rPr>
           <w:rFonts w:ascii="Arial" w:hAnsi="Arial" w:cs="Arial"/>
-          <w:sz w:val="28"/>
-          <w:szCs w:val="28"/>
+          <w:spacing w:val="-16"/>
+          <w:sz w:val="26"/>
+          <w:szCs w:val="26"/>
         </w:rPr>
         <w:t xml:space="preserve">Name</w:t>
       </w:r>
       <w:r>
         <w:rPr>
           <w:rFonts w:ascii="Arial" w:hAnsi="Arial" w:cs="Arial"/>
-          <w:spacing w:val="164"/>
-          <w:sz w:val="28"/>
-          <w:szCs w:val="28"/>
-        </w:rPr>
-        <w:t xml:space="preserve"> </w:t>
-      </w:r>
-      <w:r>
-        <w:rPr>
-          <w:rFonts w:ascii="Arial" w:hAnsi="Arial" w:cs="Arial"/>
-          <w:sz w:val="28"/>
-          <w:szCs w:val="28"/>
+          <w:sz w:val="16"/>
+          <w:szCs w:val="16"/>
+        </w:rPr>
+        <w:t xml:space="preserve"> </w:t>
+      </w:r>
+      <w:r>
+        <w:rPr>
+          <w:rFonts w:ascii="Arial" w:hAnsi="Arial" w:cs="Arial"/>
+          <w:spacing w:val="-16"/>
+          <w:sz w:val="26"/>
+          <w:szCs w:val="26"/>
+          <w:u w:val="single"/>
         </w:rPr>
         <w:t xml:space="preserve">:</w:t>
       </w:r>
       <w:r>
         <w:rPr>
           <w:rFonts w:ascii="Arial" w:hAnsi="Arial" w:cs="Arial"/>
-          <w:sz w:val="28"/>
-          <w:szCs w:val="28"/>
+          <w:sz w:val="26"/>
+          <w:szCs w:val="26"/>
         </w:rPr>
         <w:tab/>
       </w:r>
-      <w:r>
-        <w:rPr>
-          <w:rFonts w:ascii="Arial" w:hAnsi="Arial" w:cs="Arial"/>
-          <w:sz w:val="28"/>
-          <w:szCs w:val="28"/>
+      <w:bookmarkStart w:id="3" w:name="_OCR_3"/>
+      <w:r>
+        <w:rPr>
+          <w:rFonts w:ascii="Arial" w:hAnsi="Arial" w:cs="Arial"/>
+          <w:sz w:val="26"/>
+          <w:szCs w:val="26"/>
+        </w:rPr>
+        <w:t xml:space="preserve">:</w:t>
+      </w:r>
+      <w:bookmarkEnd w:id="3"/>
+      <w:r>
+        <w:rPr>
+          <w:rFonts w:ascii="Arial" w:hAnsi="Arial" w:cs="Arial"/>
+          <w:spacing w:val="13"/>
+          <w:sz w:val="26"/>
+          <w:szCs w:val="26"/>
+        </w:rPr>
+        <w:tab/>
+      </w:r>
+      <w:r>
+        <w:rPr>
+          <w:rFonts w:ascii="Arial" w:hAnsi="Arial" w:cs="Arial"/>
+          <w:spacing w:val="13"/>
+          <w:sz w:val="26"/>
+          <w:szCs w:val="26"/>
         </w:rPr>
         <w:t xml:space="preserve">Dhanjit</w:t>
       </w:r>
       <w:r>
         <w:rPr>
           <w:rFonts w:ascii="Arial" w:hAnsi="Arial" w:cs="Arial"/>
-          <w:spacing w:val="10"/>
-          <w:sz w:val="28"/>
-          <w:szCs w:val="28"/>
-        </w:rPr>
-        <w:t xml:space="preserve"> </w:t>
-      </w:r>
-      <w:r>
-        <w:rPr>
-          <w:rFonts w:ascii="Arial" w:hAnsi="Arial" w:cs="Arial"/>
-          <w:sz w:val="28"/>
-          <w:szCs w:val="28"/>
+          <w:sz w:val="20"/>
+          <w:szCs w:val="20"/>
+        </w:rPr>
+        <w:t xml:space="preserve"> </w:t>
+      </w:r>
+      <w:r>
+        <w:rPr>
+          <w:rFonts w:ascii="Arial" w:hAnsi="Arial" w:cs="Arial"/>
+          <w:spacing w:val="13"/>
+          <w:sz w:val="26"/>
+          <w:szCs w:val="26"/>
         </w:rPr>
         <w:t xml:space="preserve">Kumar</w:t>
       </w:r>
       <w:r>
         <w:rPr>
           <w:rFonts w:ascii="Arial" w:hAnsi="Arial" w:cs="Arial"/>
-          <w:spacing w:val="17"/>
-          <w:sz w:val="28"/>
-          <w:szCs w:val="28"/>
-        </w:rPr>
-        <w:t xml:space="preserve"> </w:t>
-      </w:r>
-      <w:r>
-        <w:rPr>
-          <w:rFonts w:ascii="Arial" w:hAnsi="Arial" w:cs="Arial"/>
-          <w:sz w:val="28"/>
-          <w:szCs w:val="28"/>
+          <w:spacing w:val="15"/>
+          <w:sz w:val="26"/>
+          <w:szCs w:val="26"/>
+        </w:rPr>
+        <w:t xml:space="preserve"> </w:t>
+      </w:r>
+      <w:r>
+        <w:rPr>
+          <w:rFonts w:ascii="Arial" w:hAnsi="Arial" w:cs="Arial"/>
+          <w:spacing w:val="13"/>
+          <w:sz w:val="26"/>
+          <w:szCs w:val="26"/>
         </w:rPr>
         <w:t xml:space="preserve">Singh</w:t>
       </w:r>
@@ -774,118 +848,145 @@
         <w:tabs>
           <w:tab w:val="left" w:pos="1918"/>
           <w:tab w:val="left" w:pos="6833"/>
+          <w:tab w:val="left" w:pos="8405"/>
         </w:tabs>
-        <w:spacing w:before="57" w:after="0" w:line="336" w:lineRule="exact"/>
+        <w:spacing w:before="111" w:after="0" w:line="288" w:lineRule="exact"/>
         <w:ind w:left="560" w:right="0"/>
       </w:pPr>
       <w:r>
         <w:rPr>
           <w:rFonts w:ascii="Arial" w:hAnsi="Arial" w:cs="Arial"/>
-          <w:sz w:val="28"/>
-          <w:szCs w:val="28"/>
+          <w:spacing w:val="24"/>
+          <w:sz w:val="24"/>
+          <w:szCs w:val="24"/>
         </w:rPr>
         <w:t xml:space="preserve">Status</w:t>
       </w:r>
       <w:r>
         <w:rPr>
           <w:rFonts w:ascii="Arial" w:hAnsi="Arial" w:cs="Arial"/>
-          <w:spacing w:val="128"/>
-          <w:sz w:val="28"/>
-          <w:szCs w:val="28"/>
-        </w:rPr>
-        <w:t xml:space="preserve"> </w:t>
-      </w:r>
-      <w:r>
-        <w:rPr>
-          <w:rFonts w:ascii="Arial" w:hAnsi="Arial" w:cs="Arial"/>
-          <w:sz w:val="28"/>
-          <w:szCs w:val="28"/>
+          <w:spacing w:val="111"/>
+          <w:sz w:val="24"/>
+          <w:szCs w:val="24"/>
+        </w:rPr>
+        <w:t xml:space="preserve"> </w:t>
+      </w:r>
+      <w:bookmarkStart w:id="4" w:name="_OCR_4"/>
+      <w:r>
+        <w:rPr>
+          <w:rFonts w:ascii="Arial" w:hAnsi="Arial" w:cs="Arial"/>
+          <w:spacing w:val="24"/>
+          <w:sz w:val="24"/>
+          <w:szCs w:val="24"/>
         </w:rPr>
         <w:t xml:space="preserve">:</w:t>
       </w:r>
-      <w:r>
-        <w:rPr>
-          <w:rFonts w:ascii="Arial" w:hAnsi="Arial" w:cs="Arial"/>
-          <w:sz w:val="28"/>
-          <w:szCs w:val="28"/>
+      <w:bookmarkEnd w:id="4"/>
+      <w:r>
+        <w:rPr>
+          <w:rFonts w:ascii="Arial" w:hAnsi="Arial" w:cs="Arial"/>
+          <w:spacing w:val="-14"/>
+          <w:sz w:val="24"/>
+          <w:szCs w:val="24"/>
         </w:rPr>
         <w:tab/>
       </w:r>
       <w:r>
         <w:rPr>
           <w:rFonts w:ascii="Arial" w:hAnsi="Arial" w:cs="Arial"/>
-          <w:sz w:val="28"/>
-          <w:szCs w:val="28"/>
+          <w:spacing w:val="-14"/>
+          <w:sz w:val="24"/>
+          <w:szCs w:val="24"/>
+        </w:rPr>
+        <w:t xml:space="preserve">:</w:t>
+      </w:r>
+      <w:r>
+        <w:rPr>
+          <w:rFonts w:ascii="Arial" w:hAnsi="Arial" w:cs="Arial"/>
+          <w:spacing w:val="360"/>
+          <w:sz w:val="24"/>
+          <w:szCs w:val="24"/>
+        </w:rPr>
+        <w:t xml:space="preserve"> </w:t>
+      </w:r>
+      <w:r>
+        <w:rPr>
+          <w:rFonts w:ascii="Arial" w:hAnsi="Arial" w:cs="Arial"/>
+          <w:spacing w:val="-14"/>
+          <w:sz w:val="24"/>
+          <w:szCs w:val="24"/>
         </w:rPr>
         <w:t xml:space="preserve">Basic</w:t>
       </w:r>
       <w:r>
         <w:rPr>
           <w:rFonts w:ascii="Arial" w:hAnsi="Arial" w:cs="Arial"/>
-          <w:spacing w:val="12"/>
-          <w:sz w:val="28"/>
-          <w:szCs w:val="28"/>
-        </w:rPr>
-        <w:t xml:space="preserve"> </w:t>
-      </w:r>
-      <w:r>
-        <w:rPr>
-          <w:rFonts w:ascii="Arial" w:hAnsi="Arial" w:cs="Arial"/>
-          <w:sz w:val="28"/>
-          <w:szCs w:val="28"/>
+          <w:spacing w:val="260"/>
+          <w:sz w:val="24"/>
+          <w:szCs w:val="24"/>
+        </w:rPr>
+        <w:t xml:space="preserve"> </w:t>
+      </w:r>
+      <w:r>
+        <w:rPr>
+          <w:rFonts w:ascii="Arial" w:hAnsi="Arial" w:cs="Arial"/>
+          <w:spacing w:val="-14"/>
+          <w:sz w:val="24"/>
+          <w:szCs w:val="24"/>
         </w:rPr>
         <w:t xml:space="preserve">Cyber</w:t>
       </w:r>
       <w:r>
         <w:rPr>
           <w:rFonts w:ascii="Arial" w:hAnsi="Arial" w:cs="Arial"/>
-          <w:spacing w:val="17"/>
-          <w:sz w:val="28"/>
-          <w:szCs w:val="28"/>
-        </w:rPr>
-        <w:t xml:space="preserve"> </w:t>
-      </w:r>
-      <w:r>
-        <w:rPr>
-          <w:rFonts w:ascii="Arial" w:hAnsi="Arial" w:cs="Arial"/>
-          <w:sz w:val="28"/>
-          <w:szCs w:val="28"/>
+          <w:spacing w:val="23"/>
+          <w:sz w:val="24"/>
+          <w:szCs w:val="24"/>
+        </w:rPr>
+        <w:t xml:space="preserve"> </w:t>
+      </w:r>
+      <w:r>
+        <w:rPr>
+          <w:rFonts w:ascii="Arial" w:hAnsi="Arial" w:cs="Arial"/>
+          <w:spacing w:val="-14"/>
+          <w:sz w:val="24"/>
+          <w:szCs w:val="24"/>
         </w:rPr>
         <w:t xml:space="preserve">Security-09</w:t>
       </w:r>
       <w:r>
         <w:rPr>
           <w:rFonts w:ascii="Arial" w:hAnsi="Arial" w:cs="Arial"/>
-          <w:spacing w:val="6"/>
-          <w:sz w:val="28"/>
-          <w:szCs w:val="28"/>
+          <w:spacing w:val="32"/>
+          <w:sz w:val="24"/>
+          <w:szCs w:val="24"/>
         </w:rPr>
         <w:tab/>
       </w:r>
       <w:r>
         <w:rPr>
           <w:rFonts w:ascii="Arial" w:hAnsi="Arial" w:cs="Arial"/>
-          <w:spacing w:val="6"/>
-          <w:sz w:val="28"/>
-          <w:szCs w:val="28"/>
+          <w:spacing w:val="32"/>
+          <w:sz w:val="24"/>
+          <w:szCs w:val="24"/>
         </w:rPr>
         <w:t xml:space="preserve">Fac/Wing:</w:t>
       </w:r>
       <w:r>
         <w:rPr>
           <w:rFonts w:ascii="Arial" w:hAnsi="Arial" w:cs="Arial"/>
-          <w:spacing w:val="182"/>
-          <w:sz w:val="28"/>
-          <w:szCs w:val="28"/>
-        </w:rPr>
-        <w:t xml:space="preserve"> </w:t>
-      </w:r>
-      <w:r>
-        <w:rPr>
-          <w:rFonts w:ascii="Arial" w:hAnsi="Arial" w:cs="Arial"/>
-          <w:spacing w:val="6"/>
-          <w:sz w:val="28"/>
-          <w:szCs w:val="28"/>
+          <w:spacing w:val="30"/>
+          <w:sz w:val="24"/>
+          <w:szCs w:val="24"/>
+        </w:rPr>
+        <w:tab/>
+      </w:r>
+      <w:r>
+        <w:rPr>
+          <w:rFonts w:ascii="Arial" w:hAnsi="Arial" w:cs="Arial"/>
+          <w:spacing w:val="30"/>
+          <w:sz w:val="24"/>
+          <w:szCs w:val="24"/>
         </w:rPr>
         <w:t xml:space="preserve">FCT&amp;S</w:t>
       </w:r>
@@ -893,10 +994,10 @@
     <w:p>
       <w:pPr>
         <w:tabs>
-          <w:tab w:val="left" w:pos="1543"/>
+          <w:tab w:val="left" w:pos="1549"/>
           <w:tab w:val="left" w:pos="1918"/>
         </w:tabs>
-        <w:spacing w:before="67" w:after="0" w:line="336" w:lineRule="exact"/>
+        <w:spacing w:before="73" w:after="0" w:line="336" w:lineRule="exact"/>
         <w:ind w:left="560" w:right="0"/>
       </w:pPr>
       <w:r>
@@ -946,51 +1047,70 @@
     <w:p>
       <w:pPr>
         <w:tabs>
+          <w:tab w:val="left" w:pos="1549"/>
           <w:tab w:val="left" w:pos="1918"/>
         </w:tabs>
-        <w:spacing w:before="67" w:after="0" w:line="336" w:lineRule="exact"/>
+        <w:spacing w:before="84" w:after="0" w:line="312" w:lineRule="exact"/>
         <w:ind w:left="560" w:right="0"/>
       </w:pPr>
       <w:r>
         <w:rPr>
           <w:rFonts w:ascii="Arial" w:hAnsi="Arial" w:cs="Arial"/>
-          <w:sz w:val="28"/>
-          <w:szCs w:val="28"/>
+          <w:sz w:val="26"/>
+          <w:szCs w:val="26"/>
         </w:rPr>
         <w:t xml:space="preserve">To</w:t>
       </w:r>
       <w:r>
         <w:rPr>
           <w:rFonts w:ascii="Arial" w:hAnsi="Arial" w:cs="Arial"/>
-          <w:spacing w:val="-14"/>
-          <w:sz w:val="28"/>
-          <w:szCs w:val="28"/>
+          <w:sz w:val="26"/>
+          <w:szCs w:val="26"/>
         </w:rPr>
         <w:tab/>
       </w:r>
-      <w:r>
-        <w:rPr>
-          <w:rFonts w:ascii="Arial" w:hAnsi="Arial" w:cs="Arial"/>
-          <w:spacing w:val="-14"/>
-          <w:sz w:val="28"/>
-          <w:szCs w:val="28"/>
+      <w:bookmarkStart w:id="5" w:name="_OCR_5"/>
+      <w:r>
+        <w:rPr>
+          <w:rFonts w:ascii="Arial" w:hAnsi="Arial" w:cs="Arial"/>
+          <w:sz w:val="26"/>
+          <w:szCs w:val="26"/>
+        </w:rPr>
+        <w:t xml:space="preserve">:</w:t>
+      </w:r>
+      <w:bookmarkEnd w:id="5"/>
+      <w:r>
+        <w:rPr>
+          <w:rFonts w:ascii="Arial" w:hAnsi="Arial" w:cs="Arial"/>
+          <w:spacing w:val="-3"/>
+          <w:sz w:val="26"/>
+          <w:szCs w:val="26"/>
+        </w:rPr>
+        <w:tab/>
+      </w:r>
+      <w:r>
+        <w:rPr>
+          <w:rFonts w:ascii="Arial" w:hAnsi="Arial" w:cs="Arial"/>
+          <w:spacing w:val="-3"/>
+          <w:sz w:val="26"/>
+          <w:szCs w:val="26"/>
         </w:rPr>
         <w:t xml:space="preserve">+</w:t>
       </w:r>
       <w:r>
         <w:rPr>
           <w:rFonts w:ascii="Arial" w:hAnsi="Arial" w:cs="Arial"/>
-          <w:sz w:val="17"/>
-          <w:szCs w:val="17"/>
-        </w:rPr>
-        <w:t xml:space="preserve"> </w:t>
-      </w:r>
-      <w:r>
-        <w:rPr>
-          <w:rFonts w:ascii="Arial" w:hAnsi="Arial" w:cs="Arial"/>
-          <w:spacing w:val="-14"/>
-          <w:sz w:val="28"/>
-          <w:szCs w:val="28"/>
+          <w:sz w:val="16"/>
+          <w:szCs w:val="16"/>
+        </w:rPr>
+        <w:t xml:space="preserve"> </w:t>
+      </w:r>
+      <w:r>
+        <w:rPr>
+          <w:rFonts w:ascii="Arial" w:hAnsi="Arial" w:cs="Arial"/>
+          <w:spacing w:val="-3"/>
+          <w:sz w:val="26"/>
+          <w:szCs w:val="26"/>
         </w:rPr>
         <w:t xml:space="preserve">17-Oct-2026</w:t>
       </w:r>
@@ -1033,7 +1153,7 @@
           </w:tcPr>
           <w:p>
             <w:pPr>
-              <w:spacing w:before="0" w:after="0" w:line="384" w:lineRule="exact"/>
+              <w:spacing w:before="0" w:after="0" w:line="396" w:lineRule="exact"/>
               <w:jc w:val="center"/>
             </w:pPr>
             <w:r>
@@ -1041,8 +1161,8 @@
                 <w:rFonts w:ascii="Arial" w:hAnsi="Arial" w:cs="Arial"/>
                 <w:b/>
                 <w:bCs/>
-                <w:sz w:val="32"/>
-                <w:szCs w:val="32"/>
+                <w:sz w:val="33"/>
+                <w:szCs w:val="33"/>
               </w:rPr>
               <w:t xml:space="preserve">Sr.</w:t>
             </w:r>
@@ -1114,15 +1234,15 @@
           </w:tcPr>
           <w:p>
             <w:pPr>
-              <w:spacing w:before="0" w:after="0" w:line="384" w:lineRule="exact"/>
+              <w:spacing w:before="0" w:after="0" w:line="396" w:lineRule="exact"/>
               <w:jc w:val="center"/>
             </w:pPr>
             <w:r>
               <w:rPr>
                 <w:rFonts w:ascii="Arial" w:hAnsi="Arial" w:cs="Arial"/>
-                <w:spacing w:val="64"/>
-                <w:sz w:val="32"/>
-                <w:szCs w:val="32"/>
+                <w:spacing w:val="66"/>
+                <w:sz w:val="33"/>
+                <w:szCs w:val="33"/>
                 <w:u w:val="single"/>
               </w:rPr>
               <w:t xml:space="preserve">Payable</w:t>
@@ -1204,15 +1324,16 @@
           </w:tcPr>
           <w:p>
             <w:pPr>
-              <w:spacing w:before="0" w:after="0" w:line="348" w:lineRule="exact"/>
+              <w:spacing w:before="0" w:after="0" w:line="336" w:lineRule="exact"/>
               <w:ind w:right="39"/>
               <w:jc w:val="right"/>
             </w:pPr>
             <w:r>
               <w:rPr>
                 <w:rFonts w:ascii="Arial" w:hAnsi="Arial" w:cs="Arial"/>
-                <w:sz w:val="29"/>
-                <w:szCs w:val="29"/>
+                <w:spacing w:val="5"/>
+                <w:sz w:val="28"/>
+                <w:szCs w:val="28"/>
               </w:rPr>
               <w:t xml:space="preserve">99,491.00</w:t>
             </w:r>
@@ -1232,60 +1353,50 @@
           </w:tcPr>
           <w:p>
             <w:pPr>
-              <w:spacing w:before="0" w:after="0" w:line="384" w:lineRule="exact"/>
+              <w:spacing w:before="0" w:after="0" w:line="396" w:lineRule="exact"/>
               <w:jc w:val="center"/>
             </w:pPr>
             <w:r>
               <w:rPr>
                 <w:rFonts w:ascii="Arial" w:hAnsi="Arial" w:cs="Arial"/>
-                <w:b/>
-                <w:bCs/>
-                <w:spacing w:val="-2"/>
-                <w:sz w:val="32"/>
-                <w:szCs w:val="32"/>
+                <w:spacing w:val="7"/>
+                <w:sz w:val="33"/>
+                <w:szCs w:val="33"/>
               </w:rPr>
               <w:t xml:space="preserve">Total</w:t>
             </w:r>
             <w:r>
               <w:rPr>
                 <w:rFonts w:ascii="Arial" w:hAnsi="Arial" w:cs="Arial"/>
-                <w:b/>
-                <w:bCs/>
-                <w:sz w:val="19"/>
-                <w:szCs w:val="19"/>
+                <w:sz w:val="20"/>
+                <w:szCs w:val="20"/>
               </w:rPr>
               <w:t xml:space="preserve"> </w:t>
             </w:r>
             <w:r>
               <w:rPr>
                 <w:rFonts w:ascii="Arial" w:hAnsi="Arial" w:cs="Arial"/>
-                <w:b/>
-                <w:bCs/>
-                <w:spacing w:val="-2"/>
-                <w:sz w:val="32"/>
-                <w:szCs w:val="32"/>
+                <w:spacing w:val="7"/>
+                <w:sz w:val="33"/>
+                <w:szCs w:val="33"/>
               </w:rPr>
               <w:t xml:space="preserve">Amount</w:t>
             </w:r>
             <w:r>
               <w:rPr>
                 <w:rFonts w:ascii="Arial" w:hAnsi="Arial" w:cs="Arial"/>
-                <w:b/>
-                <w:bCs/>
-                <w:spacing w:val="480"/>
-                <w:sz w:val="32"/>
-                <w:szCs w:val="32"/>
+                <w:spacing w:val="495"/>
+                <w:sz w:val="33"/>
+                <w:szCs w:val="33"/>
               </w:rPr>
               <w:t xml:space="preserve"> </w:t>
             </w:r>
             <w:r>
               <w:rPr>
                 <w:rFonts w:ascii="Arial" w:hAnsi="Arial" w:cs="Arial"/>
-                <w:b/>
-                <w:bCs/>
-                <w:spacing w:val="-2"/>
-                <w:sz w:val="32"/>
-                <w:szCs w:val="32"/>
+                <w:spacing w:val="7"/>
+                <w:sz w:val="33"/>
+                <w:szCs w:val="33"/>
               </w:rPr>
               <w:t xml:space="preserve">(Rounded</w:t>
             </w:r>
@@ -1370,8 +1481,9 @@
       <w:r>
         <w:rPr>
           <w:rFonts w:ascii="Arial" w:hAnsi="Arial" w:cs="Arial"/>
-          <w:sz w:val="29"/>
-          <w:szCs w:val="29"/>
+          <w:spacing w:val="5"/>
+          <w:sz w:val="28"/>
+          <w:szCs w:val="28"/>
           <w:u w:val="single"/>
         </w:rPr>
         <w:t xml:space="preserve">Mess</w:t>
@@ -1379,9 +1491,9 @@
       <w:r>
         <w:rPr>
           <w:rFonts w:ascii="Arial" w:hAnsi="Arial" w:cs="Arial"/>
-          <w:spacing w:val="7"/>
-          <w:sz w:val="29"/>
-          <w:szCs w:val="29"/>
+          <w:spacing w:val="16"/>
+          <w:sz w:val="28"/>
+          <w:szCs w:val="28"/>
           <w:u w:val="single"/>
         </w:rPr>
         <w:t xml:space="preserve"> </w:t>
@@ -1389,8 +1501,9 @@
       <w:r>
         <w:rPr>
           <w:rFonts w:ascii="Arial" w:hAnsi="Arial" w:cs="Arial"/>
-          <w:sz w:val="29"/>
-          <w:szCs w:val="29"/>
+          <w:spacing w:val="5"/>
+          <w:sz w:val="28"/>
+          <w:szCs w:val="28"/>
           <w:u w:val="single"/>
         </w:rPr>
         <w:t xml:space="preserve">Secretary</w:t>
@@ -1401,7 +1514,7 @@
       <w:r>
         <w:rPr>
           <w:rFonts w:ascii="Arial" w:hAnsi="Arial" w:cs="Arial"/>
-          <w:spacing w:val="-4"/>
+          <w:spacing w:val="3"/>
           <w:sz w:val="28"/>
           <w:szCs w:val="28"/>
         </w:rPr>
@@ -1410,16 +1523,16 @@
       <w:r>
         <w:rPr>
           <w:rFonts w:ascii="Arial" w:hAnsi="Arial" w:cs="Arial"/>
-          <w:spacing w:val="27"/>
-          <w:sz w:val="29"/>
-          <w:szCs w:val="29"/>
-        </w:rPr>
-        <w:t xml:space="preserve"> </w:t>
-      </w:r>
-      <w:r>
-        <w:rPr>
-          <w:rFonts w:ascii="Arial" w:hAnsi="Arial" w:cs="Arial"/>
-          <w:spacing w:val="-4"/>
+          <w:spacing w:val="24"/>
+          <w:sz w:val="28"/>
+          <w:szCs w:val="28"/>
+        </w:rPr>
+        <w:t xml:space="preserve"> </w:t>
+      </w:r>
+      <w:r>
+        <w:rPr>
+          <w:rFonts w:ascii="Arial" w:hAnsi="Arial" w:cs="Arial"/>
+          <w:spacing w:val="3"/>
           <w:sz w:val="28"/>
           <w:szCs w:val="28"/>
         </w:rPr>
@@ -1724,8 +1837,8 @@
         <w:rPr>
           <w:rFonts w:ascii="Arial" w:hAnsi="Arial" w:cs="Arial"/>
           <w:spacing w:val="5"/>
-          <w:sz w:val="29"/>
-          <w:szCs w:val="29"/>
+          <w:sz w:val="28"/>
+          <w:szCs w:val="28"/>
         </w:rPr>
         <w:t xml:space="preserve">favour</w:t>
       </w:r>
@@ -1741,8 +1854,8 @@
         <w:rPr>
           <w:rFonts w:ascii="Arial" w:hAnsi="Arial" w:cs="Arial"/>
           <w:spacing w:val="5"/>
-          <w:sz w:val="29"/>
-          <w:szCs w:val="29"/>
+          <w:sz w:val="28"/>
+          <w:szCs w:val="28"/>
         </w:rPr>
         <w:t xml:space="preserve">of</w:t>
       </w:r>
@@ -1759,8 +1872,8 @@
         <w:rPr>
           <w:rFonts w:ascii="Arial" w:hAnsi="Arial" w:cs="Arial"/>
           <w:spacing w:val="5"/>
-          <w:sz w:val="29"/>
-          <w:szCs w:val="29"/>
+          <w:sz w:val="28"/>
+          <w:szCs w:val="28"/>
           <w:u w:val="single"/>
         </w:rPr>
         <w:t xml:space="preserve">"HQ</w:t>
@@ -1779,8 +1892,8 @@
         <w:rPr>
           <w:rFonts w:ascii="Arial" w:hAnsi="Arial" w:cs="Arial"/>
           <w:spacing w:val="5"/>
-          <w:sz w:val="29"/>
-          <w:szCs w:val="29"/>
+          <w:sz w:val="28"/>
+          <w:szCs w:val="28"/>
           <w:u w:val="single"/>
         </w:rPr>
         <w:t xml:space="preserve">Offrs'</w:t>
@@ -1799,8 +1912,8 @@
         <w:rPr>
           <w:rFonts w:ascii="Arial" w:hAnsi="Arial" w:cs="Arial"/>
           <w:spacing w:val="5"/>
-          <w:sz w:val="29"/>
-          <w:szCs w:val="29"/>
+          <w:sz w:val="28"/>
+          <w:szCs w:val="28"/>
           <w:u w:val="single"/>
         </w:rPr>
         <w:t xml:space="preserve">Mess</w:t>
@@ -1819,8 +1932,8 @@
         <w:rPr>
           <w:rFonts w:ascii="Arial" w:hAnsi="Arial" w:cs="Arial"/>
           <w:spacing w:val="5"/>
-          <w:sz w:val="29"/>
-          <w:szCs w:val="29"/>
+          <w:sz w:val="28"/>
+          <w:szCs w:val="28"/>
           <w:u w:val="single"/>
         </w:rPr>
         <w:t xml:space="preserve">MCTE"</w:t>
@@ -1838,8 +1951,8 @@
         <w:rPr>
           <w:rFonts w:ascii="Arial" w:hAnsi="Arial" w:cs="Arial"/>
           <w:spacing w:val="5"/>
-          <w:sz w:val="29"/>
-          <w:szCs w:val="29"/>
+          <w:sz w:val="28"/>
+          <w:szCs w:val="28"/>
         </w:rPr>
         <w:t xml:space="preserve">and</w:t>
       </w:r>
@@ -1855,8 +1968,8 @@
         <w:rPr>
           <w:rFonts w:ascii="Arial" w:hAnsi="Arial" w:cs="Arial"/>
           <w:spacing w:val="5"/>
-          <w:sz w:val="29"/>
-          <w:szCs w:val="29"/>
+          <w:sz w:val="28"/>
+          <w:szCs w:val="28"/>
         </w:rPr>
         <w:t xml:space="preserve">Credit</w:t>
       </w:r>
@@ -1872,8 +1985,8 @@
         <w:rPr>
           <w:rFonts w:ascii="Arial" w:hAnsi="Arial" w:cs="Arial"/>
           <w:spacing w:val="5"/>
-          <w:sz w:val="29"/>
-          <w:szCs w:val="29"/>
+          <w:sz w:val="28"/>
+          <w:szCs w:val="28"/>
         </w:rPr>
         <w:t xml:space="preserve">/Debit</w:t>
       </w:r>
@@ -1889,8 +2002,8 @@
         <w:rPr>
           <w:rFonts w:ascii="Arial" w:hAnsi="Arial" w:cs="Arial"/>
           <w:spacing w:val="5"/>
-          <w:sz w:val="29"/>
-          <w:szCs w:val="29"/>
+          <w:sz w:val="28"/>
+          <w:szCs w:val="28"/>
         </w:rPr>
         <w:t xml:space="preserve">Card</w:t>
       </w:r>
@@ -1906,8 +2019,8 @@
         <w:rPr>
           <w:rFonts w:ascii="Arial" w:hAnsi="Arial" w:cs="Arial"/>
           <w:spacing w:val="5"/>
-          <w:sz w:val="29"/>
-          <w:szCs w:val="29"/>
+          <w:sz w:val="28"/>
+          <w:szCs w:val="28"/>
         </w:rPr>
         <w:t xml:space="preserve">through</w:t>
       </w:r>
@@ -1924,8 +2037,8 @@
         <w:rPr>
           <w:rFonts w:ascii="Arial" w:hAnsi="Arial" w:cs="Arial"/>
           <w:spacing w:val="5"/>
-          <w:sz w:val="29"/>
-          <w:szCs w:val="29"/>
+          <w:sz w:val="28"/>
+          <w:szCs w:val="28"/>
         </w:rPr>
         <w:t xml:space="preserve">POS</w:t>
       </w:r>
